--- a/Chapter 3 - Keys.docx
+++ b/Chapter 3 - Keys.docx
@@ -636,7 +636,7 @@
       </w:pPr>
       <w:r>
         <w:rPr/>
-        <w:t xml:space="preserve">Oh yeah, that giant fucking chapel. Blocking out the sky! How could he not have noticed that. </w:t>
+        <w:t xml:space="preserve">Oh yeah, that giant fucking chapel. Blocking out the sky! How could he not have noticed that? </w:t>
       </w:r>
     </w:p>
     <w:p>

--- a/Chapter 3 - Keys.docx
+++ b/Chapter 3 - Keys.docx
@@ -151,10 +151,11 @@
       </w:pPr>
       <w:r>
         <w:rPr/>
-        <w:t>“Er, my name is Ernesto Klee.”</w:t>
-      </w:r>
-      <w:r>
-        <w:rPr/>
+        <w:t>“</w:t>
+      </w:r>
+      <w:r>
+        <w:rPr/>
+        <w:t>Er, my name is Ernesto Klee.”</w:t>
       </w:r>
     </w:p>
     <w:p>
@@ -250,18 +251,6 @@
         <w:rPr/>
         <w:t xml:space="preserve">Klee wasn’t expecting what he saw. It was a woman of about 35. With a lot of red hair. She’d obviously just got out of bed – possibly at the sound of her mother’s persistent denials about the gas. A lot of red hair and a lot of pale skin since she was only just about covering herself in a dressing gown. Noticing that Ernie was noticing, she tried to cover herself. It had the unhelpful effect of getting Klee to focus, definitely more than he should, on whether she was managing to cover up her cleavage. </w:t>
       </w:r>
-      <w:r>
-        <w:rPr/>
-      </w:r>
-      <w:r>
-        <w:rPr/>
-      </w:r>
-      <w:r>
-        <w:rPr/>
-      </w:r>
-      <w:r>
-        <w:rPr/>
-      </w:r>
     </w:p>
     <w:p>
       <w:pPr>
@@ -659,7 +648,163 @@
       </w:pPr>
       <w:r>
         <w:rPr/>
-        <w:t>He turned round to give it a good look. And told himself that this might be one of those times that he’d heard Americans call a “teachable moment.” Wasn’t that what he was always telling his sergeants? Getting stuck in one way of seeing things. That was how you got stuck. That was the main problem with being racist, or homophobic. Or even an inverse snob. It stopped you seeing a different angle, the bigger picture. And right now, on the drive across country to Kings Norton, on the south side of Birmingham, he’d imagined a terraced house. Yes, Pausing had said it was a house an old guy had used as a warehouse. But he hadn’t imagined it would actually be bigger than a lot of warehouses. He was completely lost thinking about this for a few seconds, before he realised that he still hadn’t quite finished the conversation with the redhead, he felt he could now call Lilly. He turned back quickly wondering if they might have shut the door while he’d been staring and revering – that can’t be the right word.</w:t>
+        <w:t xml:space="preserve">He turned round to give it a good look. And told himself that this might be one of those times that he’d heard Americans call a “teachable moment.” Wasn’t that what he was always telling his sergeants? Getting </w:t>
+      </w:r>
+      <w:r>
+        <w:rPr/>
+        <w:t>blinded by just</w:t>
+      </w:r>
+      <w:r>
+        <w:rPr/>
+        <w:t xml:space="preserve"> one way of seeing things. That was how you got stuck. That was the main problem with being racist, or homophobic. </w:t>
+      </w:r>
+      <w:r>
+        <w:rPr/>
+        <w:t>Okay, of course it wasn’t the main problem</w:t>
+      </w:r>
+      <w:r>
+        <w:rPr/>
+        <w:t>.</w:t>
+      </w:r>
+    </w:p>
+    <w:p>
+      <w:pPr>
+        <w:pStyle w:val="Normal"/>
+        <w:bidi w:val="0"/>
+        <w:jc w:val="start"/>
+        <w:rPr/>
+      </w:pPr>
+      <w:r>
+        <w:rPr/>
+      </w:r>
+    </w:p>
+    <w:p>
+      <w:pPr>
+        <w:pStyle w:val="Normal"/>
+        <w:bidi w:val="0"/>
+        <w:jc w:val="start"/>
+        <w:rPr/>
+      </w:pPr>
+      <w:r>
+        <w:rPr/>
+        <w:t>But it was the self-defeating, case-killing problem for a detective.</w:t>
+      </w:r>
+    </w:p>
+    <w:p>
+      <w:pPr>
+        <w:pStyle w:val="Normal"/>
+        <w:bidi w:val="0"/>
+        <w:jc w:val="start"/>
+        <w:rPr/>
+      </w:pPr>
+      <w:r>
+        <w:rPr/>
+      </w:r>
+    </w:p>
+    <w:p>
+      <w:pPr>
+        <w:pStyle w:val="Normal"/>
+        <w:bidi w:val="0"/>
+        <w:jc w:val="start"/>
+        <w:rPr/>
+      </w:pPr>
+      <w:r>
+        <w:rPr/>
+        <w:t>E</w:t>
+      </w:r>
+      <w:r>
+        <w:rPr/>
+        <w:t xml:space="preserve">ven </w:t>
+      </w:r>
+      <w:r>
+        <w:rPr/>
+        <w:t xml:space="preserve">being </w:t>
+      </w:r>
+      <w:r>
+        <w:rPr/>
+        <w:t xml:space="preserve">a </w:t>
+      </w:r>
+      <w:r>
+        <w:rPr/>
+        <w:t>snob. Or an</w:t>
+      </w:r>
+      <w:r>
+        <w:rPr/>
+        <w:t xml:space="preserve"> inverse snob. It stopped you seeing a different angle, the bigger picture. </w:t>
+      </w:r>
+      <w:r>
+        <w:rPr/>
+        <w:t>The big picture like a giant Unitarian Chapel.</w:t>
+      </w:r>
+    </w:p>
+    <w:p>
+      <w:pPr>
+        <w:pStyle w:val="Normal"/>
+        <w:bidi w:val="0"/>
+        <w:jc w:val="start"/>
+        <w:rPr/>
+      </w:pPr>
+      <w:r>
+        <w:rPr/>
+      </w:r>
+    </w:p>
+    <w:p>
+      <w:pPr>
+        <w:pStyle w:val="Normal"/>
+        <w:bidi w:val="0"/>
+        <w:jc w:val="start"/>
+        <w:rPr/>
+      </w:pPr>
+      <w:r>
+        <w:rPr/>
+        <w:t>O</w:t>
+      </w:r>
+      <w:r>
+        <w:rPr/>
+        <w:t xml:space="preserve">n the drive across country to Kings Norton, on the south side of Birmingham, he’d </w:t>
+      </w:r>
+      <w:r>
+        <w:rPr/>
+        <w:t>been</w:t>
+      </w:r>
+      <w:r>
+        <w:rPr/>
+        <w:t xml:space="preserve"> imagin</w:t>
+      </w:r>
+      <w:r>
+        <w:rPr/>
+        <w:t>ing</w:t>
+      </w:r>
+      <w:r>
+        <w:rPr/>
+        <w:t xml:space="preserve"> a terraced house, </w:t>
+      </w:r>
+      <w:r>
+        <w:rPr/>
+        <w:t>or possibly something grander and detached.</w:t>
+      </w:r>
+    </w:p>
+    <w:p>
+      <w:pPr>
+        <w:pStyle w:val="Normal"/>
+        <w:bidi w:val="0"/>
+        <w:jc w:val="start"/>
+        <w:rPr/>
+      </w:pPr>
+      <w:r>
+        <w:rPr/>
+      </w:r>
+    </w:p>
+    <w:p>
+      <w:pPr>
+        <w:pStyle w:val="Normal"/>
+        <w:bidi w:val="0"/>
+        <w:jc w:val="start"/>
+        <w:rPr/>
+      </w:pPr>
+      <w:r>
+        <w:rPr/>
+        <w:t>Yes, Pausing had said it was a house an old guy had used as a warehouse. But he hadn’t imagined it would actually be bigger than a lot of warehouses. He was completely lost thinking about this for a few seconds, before he realised that he still hadn’t quite finished the conversation with the redhead, he felt he could now call Lilly. He turned back quickly wondering if they might have shut the door while he’d been staring and revering – that can’t be the right word.</w:t>
       </w:r>
     </w:p>
     <w:p>
@@ -822,7 +967,7 @@
     <w:pPr>
       <w:widowControl/>
       <w:suppressAutoHyphens w:val="true"/>
-      <w:overflowPunct w:val="false"/>
+      <w:overflowPunct w:val="true"/>
       <w:bidi w:val="0"/>
       <w:spacing w:before="0" w:after="0"/>
       <w:jc w:val="start"/>

--- a/Chapter 3 - Keys.docx
+++ b/Chapter 3 - Keys.docx
@@ -687,7 +687,7 @@
       </w:pPr>
       <w:r>
         <w:rPr/>
-        <w:t>But it was the self-defeating, case-killing problem for a detective.</w:t>
+        <w:t>But it was the self-defeating, possibly case-killing problem for a detective.</w:t>
       </w:r>
     </w:p>
     <w:p>

--- a/Chapter 3 - Keys.docx
+++ b/Chapter 3 - Keys.docx
@@ -687,7 +687,7 @@
       </w:pPr>
       <w:r>
         <w:rPr/>
-        <w:t>But it was the self-defeating, possibly case-killing problem for a detective.</w:t>
+        <w:t>But it was a self-defeating, possibly case-killing problem for a detective.</w:t>
       </w:r>
     </w:p>
     <w:p>

--- a/Chapter 3 - Keys.docx
+++ b/Chapter 3 - Keys.docx
@@ -175,7 +175,17 @@
       </w:r>
       <w:proofErr w:type="spellEnd"/>
       <w:r>
-        <w:t xml:space="preserve"> Ting for about a minute, his instincts told him she had left the gas on.</w:t>
+        <w:t xml:space="preserve"> Ting for about a minute, his instincts told him she </w:t>
+      </w:r>
+      <w:r>
+        <w:rPr>
+          <w:i/>
+          <w:iCs/>
+        </w:rPr>
+        <w:t>had</w:t>
+      </w:r>
+      <w:r>
+        <w:t xml:space="preserve"> left the gas on.</w:t>
       </w:r>
     </w:p>
     <w:p>
@@ -199,7 +209,13 @@
         <w:pStyle w:val="BodyText"/>
       </w:pPr>
       <w:r>
-        <w:t xml:space="preserve">Klee wasn’t expecting what he saw. It was a woman of about 35. With a lot of red hair. She’d obviously just got out of bed – possibly at the sound of her mother’s persistent denials about the gas. A lot of red hair and a lot of pale skin. She was just about covering herself in a dressing gown. Noticing that Ernie was noticing, she tried to cover herself. It had the unhelpful effect of getting Klee to focus on what she was trying to cover up. Her cleavage. Yes, he was </w:t>
+        <w:t>Klee wasn’t expecting what he saw. It was a woman of about 35. With a lot of red hair. She’d obviously just got out of bed – possibly at the sound of her mother’s persistent denials about the gas. A lot of red hair and a lot of pale skin. She was just about covering herself in a dressing gown. Noticing that Ernie was noticing, she tried to cover herself</w:t>
+      </w:r>
+      <w:r>
+        <w:t xml:space="preserve"> more</w:t>
+      </w:r>
+      <w:r>
+        <w:t xml:space="preserve">. It had the unhelpful effect of getting Klee to focus on what she was trying to cover up. Her cleavage. Yes, he was </w:t>
       </w:r>
       <w:proofErr w:type="gramStart"/>
       <w:r>
@@ -256,15 +272,27 @@
       </w:r>
       <w:proofErr w:type="gramEnd"/>
       <w:r>
-        <w:t xml:space="preserve">. Even that wasn’t how you pronounced his name. </w:t>
+        <w:t xml:space="preserve">. Even </w:t>
+      </w:r>
+      <w:r>
+        <w:t xml:space="preserve">though </w:t>
+      </w:r>
+      <w:r>
+        <w:t xml:space="preserve">that wasn’t how you pronounced his name. </w:t>
       </w:r>
       <w:proofErr w:type="gramStart"/>
       <w:r>
         <w:t>Actually</w:t>
       </w:r>
+      <w:r>
+        <w:t>,</w:t>
+      </w:r>
+      <w:r>
+        <w:t xml:space="preserve"> it</w:t>
+      </w:r>
       <w:proofErr w:type="gramEnd"/>
       <w:r>
-        <w:t xml:space="preserve"> it was how nearly everybody pronounced his name. But he pronounced it “Clay.”</w:t>
+        <w:t xml:space="preserve"> was how nearly everybody pronounced his name. But he pronounced it “Clay.”</w:t>
       </w:r>
     </w:p>
     <w:p>
@@ -298,6 +326,17 @@
       <w:r>
         <w:t>But didn’t move. He didn’t want to move because, really, he would like a bit more local knowledge about the house he was moving into. Okay, that was one reason. The other one was that he didn’t really, straight away, want to end the conversation.</w:t>
       </w:r>
+      <w:r>
+        <w:t xml:space="preserve"> Not to mention local knowledge of the redhead, which, now he’d caught himself doing it, he was trying to stop himself engaging in that </w:t>
+      </w:r>
+      <w:proofErr w:type="gramStart"/>
+      <w:r>
+        <w:t>particular voyage</w:t>
+      </w:r>
+      <w:proofErr w:type="gramEnd"/>
+      <w:r>
+        <w:t xml:space="preserve"> of discovery.</w:t>
+      </w:r>
     </w:p>
     <w:p>
       <w:pPr>
@@ -360,7 +399,24 @@
         <w:pStyle w:val="BodyText"/>
       </w:pPr>
       <w:r>
-        <w:t>“Could you maybe give me a chance to – to put on some clothes. And you can look round the chapel and then perhaps come back and have some tea?”</w:t>
+        <w:t>“Could you maybe give me a chance to – to put on some clothes.</w:t>
+      </w:r>
+      <w:r>
+        <w:t>” She laughed. It was a very nice laugh.</w:t>
+      </w:r>
+      <w:r>
+        <w:t xml:space="preserve"> </w:t>
+      </w:r>
+    </w:p>
+    <w:p>
+      <w:pPr>
+        <w:pStyle w:val="BodyText"/>
+      </w:pPr>
+      <w:r>
+        <w:t>“</w:t>
+      </w:r>
+      <w:r>
+        <w:t>And you can look round the chapel and then perhaps come back and have some tea?”</w:t>
       </w:r>
     </w:p>
     <w:p>
@@ -461,213 +517,233 @@
         <w:pStyle w:val="BodyText"/>
       </w:pPr>
       <w:r>
-        <w:t xml:space="preserve">“Right!” said Klee in the way that would have involved smacking his hands on his knees if he’d been sitting down. It was a tone that indicated to anybody English that he was trying to bring the </w:t>
+        <w:t>“Right!” said Klee in the way that would have involved smacking his hands on his knees if he’d been sitting down. It was a tone that indicated to anybody English that he was trying to bring the co</w:t>
+      </w:r>
+      <w:r>
+        <w:t>n</w:t>
+      </w:r>
+      <w:r>
+        <w:t>versation to an end.</w:t>
+      </w:r>
+    </w:p>
+    <w:p>
+      <w:pPr>
+        <w:pStyle w:val="BodyText"/>
+      </w:pPr>
+      <w:r>
+        <w:lastRenderedPageBreak/>
+        <w:t>“So, where is number 47?”</w:t>
+      </w:r>
+    </w:p>
+    <w:p>
+      <w:pPr>
+        <w:pStyle w:val="BodyText"/>
+      </w:pPr>
+      <w:r>
+        <w:t>Another laugh. “It’s just there!” her arm extending further beyond the door than it had so far. Freckles, Klee noticed.</w:t>
+      </w:r>
+    </w:p>
+    <w:p>
+      <w:pPr>
+        <w:pStyle w:val="BodyText"/>
+      </w:pPr>
+      <w:r>
+        <w:t>Oh yeah, that giant chapel. Blocking out the sky! How could he not have noticed that?</w:t>
+      </w:r>
+    </w:p>
+    <w:p>
+      <w:pPr>
+        <w:pStyle w:val="BodyText"/>
+      </w:pPr>
+      <w:r>
+        <w:t>He turned round to give it a good look. And told himself that this might be one of those times that he’d heard Americans call a “teachable moment.” Wasn’t that what he was always telling his sergeants? Getting blinded by just one way of seeing things. That was how you got stuck. That was the main problem with being racist, or homophobic or supporting Arsenal. Okay, of course it wasn’t the main problem.</w:t>
+      </w:r>
+    </w:p>
+    <w:p>
+      <w:pPr>
+        <w:pStyle w:val="BodyText"/>
+      </w:pPr>
+      <w:r>
+        <w:t>But seeing things through just one lens as a copper was a bad idea. Getting stuck with just one way of seeing was self-defeating. It could kill a case.</w:t>
+      </w:r>
+    </w:p>
+    <w:p>
+      <w:pPr>
+        <w:pStyle w:val="BodyText"/>
+      </w:pPr>
+      <w:r>
+        <w:t xml:space="preserve">Even being a snob. Or an inverse snob. It stopped you seeing a different angle, the bigger picture. The bigger picture </w:t>
+      </w:r>
+      <w:proofErr w:type="gramStart"/>
+      <w:r>
+        <w:t>like</w:t>
+      </w:r>
+      <w:proofErr w:type="gramEnd"/>
+      <w:r>
+        <w:t xml:space="preserve"> a giant Unitarian Chapel.</w:t>
+      </w:r>
+    </w:p>
+    <w:p>
+      <w:pPr>
+        <w:pStyle w:val="BodyText"/>
+      </w:pPr>
+      <w:r>
+        <w:t xml:space="preserve">On the drive across country to </w:t>
+      </w:r>
+      <w:proofErr w:type="gramStart"/>
+      <w:r>
+        <w:t>Princes</w:t>
+      </w:r>
+      <w:r>
+        <w:t xml:space="preserve"> </w:t>
+      </w:r>
+      <w:r>
+        <w:t>Oak</w:t>
+      </w:r>
+      <w:proofErr w:type="gramEnd"/>
+      <w:r>
+        <w:t xml:space="preserve"> </w:t>
+      </w:r>
+      <w:proofErr w:type="gramStart"/>
+      <w:r>
+        <w:t>he’d</w:t>
+      </w:r>
+      <w:proofErr w:type="gramEnd"/>
+      <w:r>
+        <w:t xml:space="preserve"> formed a picture in his mind. It sounded like a cutesy country village. Then it changed a bit when he started to drive through it. It didn’t look like a fancy </w:t>
       </w:r>
       <w:proofErr w:type="spellStart"/>
       <w:r>
-        <w:t>coversation</w:t>
+        <w:t>neighbourhood</w:t>
       </w:r>
       <w:proofErr w:type="spellEnd"/>
       <w:r>
-        <w:t xml:space="preserve"> to an end.</w:t>
-      </w:r>
-    </w:p>
-    <w:p>
-      <w:pPr>
-        <w:pStyle w:val="BodyText"/>
-      </w:pPr>
-      <w:r>
-        <w:t>“So, where is number 47?”</w:t>
-      </w:r>
-    </w:p>
-    <w:p>
-      <w:pPr>
-        <w:pStyle w:val="BodyText"/>
-      </w:pPr>
-      <w:r>
-        <w:lastRenderedPageBreak/>
-        <w:t>Another laugh. “It’s just there!” her arm extending further beyond the door than it had so far. Freckles, Klee noticed.</w:t>
-      </w:r>
-    </w:p>
-    <w:p>
-      <w:pPr>
-        <w:pStyle w:val="BodyText"/>
-      </w:pPr>
-      <w:r>
-        <w:t>Oh yeah, that giant chapel. Blocking out the sky! How could he not have noticed that?</w:t>
-      </w:r>
-    </w:p>
-    <w:p>
-      <w:pPr>
-        <w:pStyle w:val="BodyText"/>
-      </w:pPr>
-      <w:r>
-        <w:t>He turned round to give it a good look. And told himself that this might be one of those times that he’d heard Americans call a “teachable moment.” Wasn’t that what he was always telling his sergeants? Getting blinded by just one way of seeing things. That was how you got stuck. That was the main problem with being racist, or homophobic or supporting Arsenal. Okay, of course it wasn’t the main problem.</w:t>
-      </w:r>
-    </w:p>
-    <w:p>
-      <w:pPr>
-        <w:pStyle w:val="BodyText"/>
-      </w:pPr>
-      <w:r>
-        <w:t>But seeing things through just one lens as a copper was a bad idea. Getting stuck with just one way of seeing was self-defeating. It could kill a case.</w:t>
-      </w:r>
-    </w:p>
-    <w:p>
-      <w:pPr>
-        <w:pStyle w:val="BodyText"/>
-      </w:pPr>
-      <w:r>
-        <w:t xml:space="preserve">Even being a snob. Or an inverse snob. It stopped you seeing a different angle, the bigger picture. The bigger picture </w:t>
+        <w:t>. As he’d got more of a measure of the area, he’d imagined a detached, or semi-detached Victorian villa.</w:t>
+      </w:r>
+    </w:p>
+    <w:p>
+      <w:pPr>
+        <w:pStyle w:val="BodyText"/>
+      </w:pPr>
+      <w:r>
+        <w:t xml:space="preserve">Yes, Pausing had said it was a house an old guy had used as a warehouse. But he hadn’t imagined it would </w:t>
       </w:r>
       <w:proofErr w:type="gramStart"/>
       <w:r>
-        <w:t>like</w:t>
+        <w:t>actually be</w:t>
       </w:r>
       <w:proofErr w:type="gramEnd"/>
       <w:r>
-        <w:t xml:space="preserve"> a giant Unitarian Chapel.</w:t>
-      </w:r>
-    </w:p>
-    <w:p>
-      <w:pPr>
-        <w:pStyle w:val="BodyText"/>
-      </w:pPr>
-      <w:r>
-        <w:t xml:space="preserve">On the drive across country to </w:t>
+        <w:t xml:space="preserve"> bigger than a lot of warehouses. He was completely lost thinking about this. It was a few </w:t>
       </w:r>
       <w:proofErr w:type="gramStart"/>
       <w:r>
-        <w:t>Kings Norton</w:t>
+        <w:t>seconds,</w:t>
       </w:r>
       <w:proofErr w:type="gramEnd"/>
       <w:r>
-        <w:t xml:space="preserve"> he’d formed a picture in his mind. It sounded like a cutesy country village. Then it changed a bit when he started to drive through it. It didn’t look like a fancy </w:t>
+        <w:t xml:space="preserve"> before he </w:t>
       </w:r>
       <w:proofErr w:type="spellStart"/>
       <w:r>
-        <w:t>neighbourhood</w:t>
+        <w:t>realised</w:t>
       </w:r>
       <w:proofErr w:type="spellEnd"/>
       <w:r>
-        <w:t>. As he’d got more of a measure of the area, he’d imagined a detached, or semi-detached Victorian villa.</w:t>
-      </w:r>
-    </w:p>
-    <w:p>
-      <w:pPr>
-        <w:pStyle w:val="BodyText"/>
-      </w:pPr>
-      <w:r>
-        <w:t xml:space="preserve">Yes, Pausing had said it was a house an old guy had used as a warehouse. But he hadn’t imagined it would </w:t>
+        <w:t xml:space="preserve"> that he still hadn’t quite finished the conversation with the redhead. The redhead he felt he could now call Lilly. He turned back quickly wondering if they might have shut the door while he’d been staring and revering – that can’t be the right word.</w:t>
+      </w:r>
+    </w:p>
+    <w:p>
+      <w:pPr>
+        <w:pStyle w:val="BodyText"/>
+      </w:pPr>
+      <w:r>
+        <w:t>The door was still ajar. And Lilly was still smiling and looking out of it.</w:t>
+      </w:r>
+    </w:p>
+    <w:p>
+      <w:pPr>
+        <w:pStyle w:val="BodyText"/>
+      </w:pPr>
+      <w:r>
+        <w:t>“Shut the door and come on in girl</w:t>
       </w:r>
       <w:proofErr w:type="gramStart"/>
       <w:r>
-        <w:t>actually be</w:t>
+        <w:t>.</w:t>
       </w:r>
       <w:proofErr w:type="gramEnd"/>
       <w:r>
-        <w:t xml:space="preserve"> bigger than a lot of warehouses. He was completely lost thinking about this. It was a few </w:t>
-      </w:r>
+        <w:t xml:space="preserve"> Standing on the doorstep with no knickers on.” Any first meeting between two English people was going to be awkward. Espec</w:t>
+      </w:r>
+      <w:r>
+        <w:t>i</w:t>
+      </w:r>
+      <w:r>
+        <w:t>ally two who immediately found each other attrac</w:t>
+      </w:r>
+      <w:r>
+        <w:t>t</w:t>
+      </w:r>
+      <w:r>
+        <w:t xml:space="preserve">ive. And </w:t>
+      </w:r>
+      <w:proofErr w:type="spellStart"/>
+      <w:r>
+        <w:t>recognised</w:t>
+      </w:r>
+      <w:proofErr w:type="spellEnd"/>
+      <w:r>
+        <w:t xml:space="preserve"> the attraction. But </w:t>
+      </w:r>
+      <w:proofErr w:type="spellStart"/>
+      <w:r>
+        <w:t>Mrs</w:t>
+      </w:r>
+      <w:proofErr w:type="spellEnd"/>
+      <w:r>
+        <w:t xml:space="preserve"> Ting’s intervention had ma</w:t>
+      </w:r>
+      <w:r>
+        <w:t>naged to make it</w:t>
+      </w:r>
+      <w:r>
+        <w:t xml:space="preserve"> quite a lot more awkward.</w:t>
+      </w:r>
+    </w:p>
+    <w:p>
+      <w:pPr>
+        <w:pStyle w:val="BodyText"/>
+      </w:pPr>
       <w:proofErr w:type="gramStart"/>
       <w:r>
-        <w:t>seconds,</w:t>
+        <w:t>Again</w:t>
       </w:r>
       <w:proofErr w:type="gramEnd"/>
       <w:r>
-        <w:t xml:space="preserve"> before he </w:t>
+        <w:t xml:space="preserve"> the laugh. But perhaps a bit more strained now.</w:t>
+      </w:r>
+    </w:p>
+    <w:p>
+      <w:pPr>
+        <w:pStyle w:val="BodyText"/>
+      </w:pPr>
+      <w:r>
+        <w:t xml:space="preserve">“Good luck, </w:t>
       </w:r>
       <w:proofErr w:type="spellStart"/>
       <w:r>
-        <w:t>realised</w:t>
+        <w:t>Mr</w:t>
       </w:r>
       <w:proofErr w:type="spellEnd"/>
       <w:r>
-        <w:t xml:space="preserve"> that he still hadn’t quite finished the conversation with the redhead. The redhead he felt he could now call Lilly. He turned back quickly wondering if they might have shut the door while he’d been staring and revering – that can’t be the right word.</w:t>
-      </w:r>
-    </w:p>
-    <w:p>
-      <w:pPr>
-        <w:pStyle w:val="BodyText"/>
-      </w:pPr>
-      <w:r>
-        <w:t>The door was still ajar. And Lilly was still smiling and looking out of it.</w:t>
-      </w:r>
-    </w:p>
-    <w:p>
-      <w:pPr>
-        <w:pStyle w:val="BodyText"/>
-      </w:pPr>
-      <w:r>
-        <w:t>“Shut the door and come on in girl</w:t>
-      </w:r>
-      <w:proofErr w:type="gramStart"/>
-      <w:r>
-        <w:t>.</w:t>
-      </w:r>
-      <w:proofErr w:type="gramEnd"/>
-      <w:r>
-        <w:t xml:space="preserve"> Standing on the doorstep with no knickers on.” Any first meeting between two English people was going to be awkward. </w:t>
-      </w:r>
-      <w:proofErr w:type="spellStart"/>
-      <w:r>
-        <w:t>Especally</w:t>
-      </w:r>
-      <w:proofErr w:type="spellEnd"/>
-      <w:r>
-        <w:t xml:space="preserve"> two who immediately found each other </w:t>
-      </w:r>
-      <w:proofErr w:type="spellStart"/>
-      <w:r>
-        <w:t>attracive</w:t>
-      </w:r>
-      <w:proofErr w:type="spellEnd"/>
-      <w:r>
-        <w:t xml:space="preserve">. And </w:t>
-      </w:r>
-      <w:proofErr w:type="spellStart"/>
-      <w:r>
-        <w:t>recognised</w:t>
-      </w:r>
-      <w:proofErr w:type="spellEnd"/>
-      <w:r>
-        <w:t xml:space="preserve"> the attraction. But </w:t>
-      </w:r>
-      <w:proofErr w:type="spellStart"/>
-      <w:r>
-        <w:t>Mrs</w:t>
-      </w:r>
-      <w:proofErr w:type="spellEnd"/>
-      <w:r>
-        <w:t xml:space="preserve"> Ting’s intervention had made quite a lot more awkward.</w:t>
-      </w:r>
-    </w:p>
-    <w:p>
-      <w:pPr>
-        <w:pStyle w:val="BodyText"/>
-      </w:pPr>
-      <w:proofErr w:type="gramStart"/>
-      <w:r>
-        <w:t>Again</w:t>
-      </w:r>
-      <w:proofErr w:type="gramEnd"/>
-      <w:r>
-        <w:t xml:space="preserve"> the laugh. But perhaps a bit more strained now.</w:t>
-      </w:r>
-    </w:p>
-    <w:p>
-      <w:pPr>
-        <w:pStyle w:val="BodyText"/>
-      </w:pPr>
-      <w:r>
-        <w:t xml:space="preserve">“Good luck, </w:t>
-      </w:r>
-      <w:proofErr w:type="spellStart"/>
-      <w:r>
-        <w:t>Mr</w:t>
-      </w:r>
-      <w:proofErr w:type="spellEnd"/>
-      <w:r>
-        <w:t xml:space="preserve"> Klee. Perhaps we’ll see you for tea a bit later!”</w:t>
+        <w:t xml:space="preserve"> Klee. Perhaps we’ll see you for tea a bit later</w:t>
+      </w:r>
+      <w:r>
+        <w:t>?</w:t>
+      </w:r>
+      <w:r>
+        <w:t>”</w:t>
       </w:r>
     </w:p>
     <w:p>
